--- a/assets/templates/bpc_bolsa_familia.docx
+++ b/assets/templates/bpc_bolsa_familia.docx
@@ -114,8 +114,6 @@
         </w:rPr>
         <w:t>, {{ nacionalidade_cliente }}, {{ estado_civil_cliente }}, inscrito(a) no CPF sob o nº {{ cpf_cliente }} e RG n° {{ rg_cliente }}, residente e domiciliado(a) na {{endereco_completo }}</w:t>
       </w:r>
-      <w:bookmarkStart w:id="0" w:name="_GoBack"/>
-      <w:bookmarkEnd w:id="0"/>
       <w:r>
         <w:rPr>
           <w:bCs/>
@@ -1237,7 +1235,7 @@
           <w:szCs w:val="24"/>
         </w:rPr>
       </w:pPr>
-      <w:bookmarkStart w:id="1" w:name="_Hlk217633236"/>
+      <w:bookmarkStart w:id="0" w:name="_Hlk217633236"/>
       <w:r>
         <w:rPr>
           <w:sz w:val="24"/>
@@ -1281,7 +1279,7 @@
         </w:rPr>
         <w:t>O perigo de dano se configura pelo fato de que, se continuar sem receber o benefício, a autora terá sua subsistência prejudicada, uma vez que o benefício tem caráter alimentar.</w:t>
       </w:r>
-      <w:bookmarkEnd w:id="1"/>
+      <w:bookmarkEnd w:id="0"/>
     </w:p>
     <w:p>
       <w:pPr>
@@ -1598,7 +1596,7 @@
         </w:rPr>
         <w:t xml:space="preserve">Inicialmente, insta informar que a parte Autora possui deficiência de longo prazo que limita significamente, o prejudicando fisicamente e socialmente em tarefas do dia a dia, deixando-o em desigualdade em face aos demais da sua idade. Nesse sentido, a parte Autora necessita acompanhamento médico e uso de medicações para controlar seu quadro </w:t>
       </w:r>
-      <w:bookmarkStart w:id="2" w:name="_Hlk198815936"/>
+      <w:bookmarkStart w:id="1" w:name="_Hlk198815936"/>
       <w:r>
         <w:rPr>
           <w:sz w:val="24"/>
@@ -1606,7 +1604,7 @@
         </w:rPr>
         <w:t>clínico</w:t>
       </w:r>
-      <w:bookmarkEnd w:id="2"/>
+      <w:bookmarkEnd w:id="1"/>
       <w:r>
         <w:rPr>
           <w:sz w:val="24"/>
@@ -1772,6 +1770,7 @@
         </w:rPr>
         <w:t xml:space="preserve">, a deficiência e o impedimento de longo prazo são decorrentes do diagnóstico de </w:t>
       </w:r>
+      <w:proofErr w:type="gramStart"/>
       <w:r>
         <w:rPr>
           <w:b/>
@@ -1791,7 +1790,18 @@
           <w:szCs w:val="24"/>
           <w:lang w:val="pt-BR" w:eastAsia="pt-BR"/>
         </w:rPr>
-        <w:t>diagnostico_cid</w:t>
+        <w:t>diagnostico</w:t>
+      </w:r>
+      <w:proofErr w:type="gramEnd"/>
+      <w:r>
+        <w:rPr>
+          <w:b/>
+          <w:bCs/>
+          <w:sz w:val="24"/>
+          <w:szCs w:val="24"/>
+          <w:lang w:val="pt-BR" w:eastAsia="pt-BR"/>
+        </w:rPr>
+        <w:t>_cid</w:t>
       </w:r>
       <w:proofErr w:type="spellEnd"/>
       <w:r>
@@ -1821,6 +1831,7 @@
           <w:lang w:val="pt-BR" w:eastAsia="pt-BR"/>
         </w:rPr>
       </w:pPr>
+      <w:proofErr w:type="gramStart"/>
       <w:r>
         <w:rPr>
           <w:sz w:val="24"/>
@@ -1836,7 +1847,16 @@
           <w:szCs w:val="24"/>
           <w:lang w:val="pt-BR" w:eastAsia="pt-BR"/>
         </w:rPr>
-        <w:t>detalhes_laudo</w:t>
+        <w:t>detalhes</w:t>
+      </w:r>
+      <w:proofErr w:type="gramEnd"/>
+      <w:r>
+        <w:rPr>
+          <w:sz w:val="24"/>
+          <w:szCs w:val="24"/>
+          <w:lang w:val="pt-BR" w:eastAsia="pt-BR"/>
+        </w:rPr>
+        <w:t>_laudo</w:t>
       </w:r>
       <w:proofErr w:type="spellEnd"/>
       <w:r>
@@ -5519,13 +5539,58 @@
           <w:szCs w:val="24"/>
         </w:rPr>
       </w:pPr>
-      <w:r>
-        <w:rPr>
-          <w:sz w:val="24"/>
-          <w:szCs w:val="24"/>
-        </w:rPr>
-        <w:t>{{ local_data }}</w:t>
-      </w:r>
+      <w:bookmarkStart w:id="2" w:name="_GoBack"/>
+      <w:r>
+        <w:rPr>
+          <w:sz w:val="24"/>
+          <w:szCs w:val="24"/>
+        </w:rPr>
+        <w:t xml:space="preserve">Guaraciaba do Norte – CE, </w:t>
+      </w:r>
+      <w:r>
+        <w:rPr>
+          <w:sz w:val="24"/>
+          <w:szCs w:val="24"/>
+        </w:rPr>
+        <w:fldChar w:fldCharType="begin"/>
+      </w:r>
+      <w:r>
+        <w:rPr>
+          <w:sz w:val="24"/>
+          <w:szCs w:val="24"/>
+        </w:rPr>
+        <w:instrText xml:space="preserve"> TIME \@ "d' de 'MMMM' de 'yyyy" </w:instrText>
+      </w:r>
+      <w:r>
+        <w:rPr>
+          <w:sz w:val="24"/>
+          <w:szCs w:val="24"/>
+        </w:rPr>
+        <w:fldChar w:fldCharType="separate"/>
+      </w:r>
+      <w:r>
+        <w:rPr>
+          <w:noProof/>
+          <w:sz w:val="24"/>
+          <w:szCs w:val="24"/>
+        </w:rPr>
+        <w:t>29 de julho de 2026</w:t>
+      </w:r>
+      <w:r>
+        <w:rPr>
+          <w:sz w:val="24"/>
+          <w:szCs w:val="24"/>
+        </w:rPr>
+        <w:fldChar w:fldCharType="end"/>
+      </w:r>
+      <w:r>
+        <w:rPr>
+          <w:sz w:val="24"/>
+          <w:szCs w:val="24"/>
+        </w:rPr>
+        <w:t>.</w:t>
+      </w:r>
+      <w:bookmarkEnd w:id="2"/>
     </w:p>
     <w:p>
       <w:pPr>
@@ -5722,7 +5787,7 @@
             </wp:anchor>
           </w:drawing>
         </mc:Choice>
-        <mc:Fallback xmlns:w16sdtfl="http://schemas.microsoft.com/office/word/2024/wordml/sdtformatlock" xmlns:w16sdtdh="http://schemas.microsoft.com/office/word/2020/wordml/sdtdatahash" xmlns:w16du="http://schemas.microsoft.com/office/word/2023/wordml/word16du" xmlns:oel="http://schemas.microsoft.com/office/2019/extlst">
+        <mc:Fallback xmlns:oel="http://schemas.microsoft.com/office/2019/extlst" xmlns:w16du="http://schemas.microsoft.com/office/word/2023/wordml/word16du" xmlns:w16sdtdh="http://schemas.microsoft.com/office/word/2020/wordml/sdtdatahash" xmlns:w16sdtfl="http://schemas.microsoft.com/office/word/2024/wordml/sdtformatlock">
           <w:pict>
             <v:shape w14:anchorId="3BCF6105" id="Forma Livre: Forma 13" o:spid="_x0000_s1026" style="position:absolute;margin-left:97.1pt;margin-top:24.7pt;width:370.9pt;height:.1pt;z-index:-251653120;visibility:visible;mso-wrap-style:square;mso-width-percent:0;mso-height-percent:0;mso-wrap-distance-left:0;mso-wrap-distance-top:0;mso-wrap-distance-right:0;mso-wrap-distance-bottom:0;mso-position-horizontal:absolute;mso-position-horizontal-relative:page;mso-position-vertical:absolute;mso-position-vertical-relative:text;mso-width-percent:0;mso-height-percent:0;mso-width-relative:page;mso-height-relative:page;v-text-anchor:top" coordsize="4710430,1270" o:gfxdata="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" path="m,l4709804,e" filled="f" strokeweight=".40283mm">
               <v:path arrowok="t" o:connecttype="custom" o:connectlocs="0,0;4709804,0" o:connectangles="0,0"/>
@@ -6091,7 +6156,7 @@
             </wp:anchor>
           </w:drawing>
         </mc:Choice>
-        <mc:Fallback xmlns:w16sdtfl="http://schemas.microsoft.com/office/word/2024/wordml/sdtformatlock" xmlns:w16sdtdh="http://schemas.microsoft.com/office/word/2020/wordml/sdtdatahash" xmlns:w16du="http://schemas.microsoft.com/office/word/2023/wordml/word16du" xmlns:oel="http://schemas.microsoft.com/office/2019/extlst">
+        <mc:Fallback xmlns:oel="http://schemas.microsoft.com/office/2019/extlst" xmlns:w16du="http://schemas.microsoft.com/office/word/2023/wordml/word16du" xmlns:w16sdtdh="http://schemas.microsoft.com/office/word/2020/wordml/sdtdatahash" xmlns:w16sdtfl="http://schemas.microsoft.com/office/word/2024/wordml/sdtformatlock">
           <w:pict>
             <v:shape w14:anchorId="734A0437" id="Forma Livre: Forma 3" o:spid="_x0000_s1026" style="position:absolute;margin-left:97.1pt;margin-top:24.7pt;width:370.9pt;height:.1pt;z-index:-251655168;visibility:visible;mso-wrap-style:square;mso-width-percent:0;mso-height-percent:0;mso-wrap-distance-left:0;mso-wrap-distance-top:0;mso-wrap-distance-right:0;mso-wrap-distance-bottom:0;mso-position-horizontal:absolute;mso-position-horizontal-relative:page;mso-position-vertical:absolute;mso-position-vertical-relative:text;mso-width-percent:0;mso-height-percent:0;mso-width-relative:page;mso-height-relative:page;v-text-anchor:top" coordsize="4710430,1270" o:gfxdata="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" path="m,l4709804,e" filled="f" strokeweight=".40283mm">
               <v:path arrowok="t" o:connecttype="custom" o:connectlocs="0,0;4709804,0" o:connectangles="0,0"/>
@@ -10025,7 +10090,7 @@
 </file>
 
 <file path=customXml/itemProps1.xml><?xml version="1.0" encoding="utf-8"?>
-<ds:datastoreItem xmlns:ds="http://schemas.openxmlformats.org/officeDocument/2006/customXml" ds:itemID="{DE654039-4191-47BC-AF3E-3C9FBDA8E655}">
+<ds:datastoreItem xmlns:ds="http://schemas.openxmlformats.org/officeDocument/2006/customXml" ds:itemID="{BCF698D8-FDA7-4FB3-8517-F3D9FC45C269}">
   <ds:schemaRefs>
     <ds:schemaRef ds:uri="http://schemas.openxmlformats.org/officeDocument/2006/bibliography"/>
   </ds:schemaRefs>

--- a/assets/templates/bpc_bolsa_familia.docx
+++ b/assets/templates/bpc_bolsa_familia.docx
@@ -559,6 +559,17 @@
         <w:spacing w:before="90" w:line="360" w:lineRule="auto"/>
         <w:ind w:right="183"/>
         <w:jc w:val="both"/>
+        <w:rPr>
+          <w:sz w:val="24"/>
+          <w:szCs w:val="24"/>
+        </w:rPr>
+      </w:pPr>
+    </w:p>
+    <w:p>
+      <w:pPr>
+        <w:spacing w:before="90" w:line="360" w:lineRule="auto"/>
+        <w:ind w:right="183"/>
+        <w:jc w:val="both"/>
       </w:pPr>
       <w:r>
         <w:rPr>
@@ -695,6 +706,14 @@
     </w:p>
     <w:p>
       <w:pPr>
+        <w:rPr>
+          <w:sz w:val="21"/>
+          <w:szCs w:val="21"/>
+        </w:rPr>
+      </w:pPr>
+    </w:p>
+    <w:p>
+      <w:pPr>
         <w:pStyle w:val="Recuodecorpodetexto"/>
         <w:spacing w:after="0" w:line="360" w:lineRule="auto"/>
         <w:ind w:left="0" w:firstLine="720"/>
@@ -807,7 +826,6 @@
           <w:szCs w:val="24"/>
           <w:shd w:val="clear" w:color="auto" w:fill="FFFFFF"/>
         </w:rPr>
-        <w:lastRenderedPageBreak/>
         <w:tab/>
         <w:t xml:space="preserve">No mesmo sentido, quanto à prioridade de tramitação processual às pessoas com deficiência, há fundamento no art.  9º, VII, da Lei nº 13.146/2015 (Estatuto da Pessoa com Deficiência): </w:t>
       </w:r>
@@ -898,6 +916,19 @@
         </w:rPr>
         <w:t xml:space="preserve">, requer o acolhimento do respectivo pedido supra, com a devida anotação nos registros processuais, de modo a assegurar o tratamento célere e diferenciado à parte autora, como forma de garantir a efetividade do acesso à justiça e à proteção integral de seus direitos fundamentais. </w:t>
       </w:r>
+    </w:p>
+    <w:p>
+      <w:pPr>
+        <w:pStyle w:val="Recuodecorpodetexto"/>
+        <w:spacing w:after="0" w:line="360" w:lineRule="auto"/>
+        <w:ind w:left="0" w:firstLine="709"/>
+        <w:jc w:val="both"/>
+        <w:rPr>
+          <w:sz w:val="24"/>
+          <w:szCs w:val="24"/>
+          <w:shd w:val="clear" w:color="auto" w:fill="FFFFFF"/>
+        </w:rPr>
+      </w:pPr>
     </w:p>
     <w:p>
       <w:pPr>
@@ -1227,6 +1258,17 @@
     </w:p>
     <w:p>
       <w:pPr>
+        <w:pStyle w:val="Recuodecorpodetexto"/>
+        <w:spacing w:after="0" w:line="360" w:lineRule="auto"/>
+        <w:jc w:val="both"/>
+        <w:rPr>
+          <w:sz w:val="24"/>
+          <w:szCs w:val="24"/>
+        </w:rPr>
+      </w:pPr>
+    </w:p>
+    <w:p>
+      <w:pPr>
         <w:spacing w:before="90" w:line="360" w:lineRule="auto"/>
         <w:ind w:right="181" w:firstLine="567"/>
         <w:jc w:val="both"/>
@@ -1280,6 +1322,17 @@
         <w:t>O perigo de dano se configura pelo fato de que, se continuar sem receber o benefício, a autora terá sua subsistência prejudicada, uma vez que o benefício tem caráter alimentar.</w:t>
       </w:r>
       <w:bookmarkEnd w:id="0"/>
+    </w:p>
+    <w:p>
+      <w:pPr>
+        <w:spacing w:before="90" w:line="360" w:lineRule="auto"/>
+        <w:ind w:right="181" w:firstLine="567"/>
+        <w:jc w:val="both"/>
+        <w:rPr>
+          <w:sz w:val="24"/>
+          <w:szCs w:val="24"/>
+        </w:rPr>
+      </w:pPr>
     </w:p>
     <w:p>
       <w:pPr>
@@ -1543,17 +1596,7 @@
           <w:sz w:val="24"/>
           <w:szCs w:val="24"/>
         </w:rPr>
-        <w:t xml:space="preserve">ão </w:t>
-      </w:r>
-      <w:r>
-        <w:rPr>
-          <w:b/>
-          <w:bCs/>
-          <w:sz w:val="24"/>
-          <w:szCs w:val="24"/>
-        </w:rPr>
-        <w:lastRenderedPageBreak/>
-        <w:t>atende ao critério de miserabilidade para renda mensal familiar per capita de 1/4 do salário mínimo para BPC</w:t>
+        <w:t>ão atende ao critério de miserabilidade para renda mensal familiar per capita de 1/4 do salário mínimo para BPC</w:t>
       </w:r>
       <w:r>
         <w:rPr>
@@ -2008,6 +2051,17 @@
     </w:p>
     <w:p>
       <w:pPr>
+        <w:spacing w:before="1" w:line="360" w:lineRule="auto"/>
+        <w:ind w:left="179" w:right="181" w:firstLine="851"/>
+        <w:jc w:val="both"/>
+        <w:rPr>
+          <w:sz w:val="24"/>
+          <w:szCs w:val="24"/>
+        </w:rPr>
+      </w:pPr>
+    </w:p>
+    <w:p>
+      <w:pPr>
         <w:spacing w:before="7"/>
         <w:rPr>
           <w:sz w:val="21"/>
@@ -2105,15 +2159,7 @@
           <w:sz w:val="24"/>
           <w:szCs w:val="24"/>
         </w:rPr>
-        <w:t xml:space="preserve">Além </w:t>
-      </w:r>
-      <w:r>
-        <w:rPr>
-          <w:sz w:val="24"/>
-          <w:szCs w:val="24"/>
-        </w:rPr>
-        <w:lastRenderedPageBreak/>
-        <w:t>disso, se faz necessário que a renda per capita do grupo familiar seja igual ou inferior a ¼ do salário mínimo vigente.</w:t>
+        <w:t>Além disso, se faz necessário que a renda per capita do grupo familiar seja igual ou inferior a ¼ do salário mínimo vigente.</w:t>
       </w:r>
       <w:r>
         <w:rPr>
@@ -2165,6 +2211,17 @@
         </w:rPr>
         <w:t>Art. 20. O benefício de prestação continuada é a garantia de um salário-mínimo mensal à pessoa com deficiência e ao idoso com 65 (sessenta e cinco) anos ou mais que comprovem não possuir meios de prover a própria manutenção nem de tê-la provida por sua família.</w:t>
       </w:r>
+    </w:p>
+    <w:p>
+      <w:pPr>
+        <w:spacing w:line="360" w:lineRule="auto"/>
+        <w:ind w:left="2880" w:right="179"/>
+        <w:jc w:val="both"/>
+        <w:rPr>
+          <w:sz w:val="20"/>
+          <w:szCs w:val="20"/>
+        </w:rPr>
+      </w:pPr>
     </w:p>
     <w:p>
       <w:pPr>
@@ -2890,7 +2947,18 @@
           <w:szCs w:val="24"/>
           <w:lang w:val="pt-BR" w:eastAsia="pt-BR"/>
         </w:rPr>
-        <w:t>indeferido sob o fundamento de que não restou comprovado o critério de miserabilidade</w:t>
+        <w:t xml:space="preserve">indeferido sob o fundamento de que não restou </w:t>
+      </w:r>
+      <w:r>
+        <w:rPr>
+          <w:b/>
+          <w:bCs/>
+          <w:sz w:val="24"/>
+          <w:szCs w:val="24"/>
+          <w:lang w:val="pt-BR" w:eastAsia="pt-BR"/>
+        </w:rPr>
+        <w:lastRenderedPageBreak/>
+        <w:t>comprovado o critério de miserabilidade</w:t>
       </w:r>
       <w:r>
         <w:rPr>
@@ -2956,7 +3024,6 @@
           <w:noProof/>
           <w:sz w:val="24"/>
           <w:szCs w:val="24"/>
-          <w:highlight w:val="yellow"/>
           <w:lang w:val="pt-BR" w:eastAsia="pt-BR"/>
         </w:rPr>
         <w:t xml:space="preserve">{{ </w:t>
@@ -2966,7 +3033,6 @@
           <w:noProof/>
           <w:sz w:val="24"/>
           <w:szCs w:val="24"/>
-          <w:highlight w:val="yellow"/>
           <w:lang w:val="pt-BR" w:eastAsia="pt-BR"/>
         </w:rPr>
         <w:t>img_</w:t>
@@ -2976,7 +3042,6 @@
           <w:noProof/>
           <w:sz w:val="24"/>
           <w:szCs w:val="24"/>
-          <w:highlight w:val="yellow"/>
           <w:lang w:val="pt-BR" w:eastAsia="pt-BR"/>
         </w:rPr>
         <w:t>renda }}</w:t>
@@ -3012,7 +3077,6 @@
           <w:b/>
           <w:bCs/>
         </w:rPr>
-        <w:lastRenderedPageBreak/>
         <w:t>DA EXCLUSÃO DE ACESSO AO BENEFÍCIO DE PRESTAÇÃO CONTINUADA EM DECORRÊNCIA DO RECEBIMENTO PRIORITÁRIO DO BOLSA-FAMÍLIA. NECESSIDADE DE GARANTIR O BENEFÍCIO MAIS VANTAJOSO.</w:t>
       </w:r>
     </w:p>
@@ -3329,133 +3393,142 @@
           <w:sz w:val="20"/>
           <w:szCs w:val="20"/>
         </w:rPr>
-        <w:t>IV - família incapaz de prover a manutenção da pessoa com deficiência ou da pessoa idosa: aquela cuja renda mensal bruta familiar dividida pelo número de seus integrantes seja igual ou inferior a um quarto do salário mínimo; (Redação dada pelo Decreto nº 12.534, de 2025) § 2º Para fins do disposto no inciso VI do caput, não serão computados como renda mensal bruta familiar:</w:t>
-      </w:r>
-    </w:p>
-    <w:p>
-      <w:pPr>
-        <w:ind w:left="2880"/>
-        <w:jc w:val="both"/>
+        <w:t xml:space="preserve">IV - família incapaz de prover a manutenção da pessoa com deficiência ou da pessoa idosa: aquela cuja renda mensal bruta familiar dividida pelo número de seus integrantes seja igual ou inferior a um quarto do salário mínimo; (Redação dada pelo Decreto nº 12.534, de 2025) § 2º Para fins do </w:t>
+      </w:r>
+      <w:r>
         <w:rPr>
           <w:b/>
           <w:bCs/>
           <w:sz w:val="20"/>
           <w:szCs w:val="20"/>
         </w:rPr>
-      </w:pPr>
-      <w:r>
+        <w:lastRenderedPageBreak/>
+        <w:t>disposto no inciso VI do caput, não serão computados como renda mensal bruta familiar:</w:t>
+      </w:r>
+    </w:p>
+    <w:p>
+      <w:pPr>
+        <w:ind w:left="2880"/>
+        <w:jc w:val="both"/>
         <w:rPr>
           <w:b/>
           <w:bCs/>
           <w:sz w:val="20"/>
           <w:szCs w:val="20"/>
         </w:rPr>
-        <w:t>I - benefícios e auxílios assistenciais de natureza eventual e temporária; (revogado)</w:t>
-      </w:r>
-    </w:p>
-    <w:p>
-      <w:pPr>
-        <w:ind w:left="2880"/>
-        <w:jc w:val="both"/>
+      </w:pPr>
+      <w:r>
         <w:rPr>
           <w:b/>
           <w:bCs/>
           <w:sz w:val="20"/>
           <w:szCs w:val="20"/>
         </w:rPr>
-      </w:pPr>
-      <w:r>
+        <w:t>I - benefícios e auxílios assistenciais de natureza eventual e temporária; (revogado)</w:t>
+      </w:r>
+    </w:p>
+    <w:p>
+      <w:pPr>
+        <w:ind w:left="2880"/>
+        <w:jc w:val="both"/>
         <w:rPr>
           <w:b/>
           <w:bCs/>
           <w:sz w:val="20"/>
           <w:szCs w:val="20"/>
         </w:rPr>
-        <w:t>II - valores oriundos de programas sociais de transferência de renda. (revogado)</w:t>
-      </w:r>
-    </w:p>
-    <w:p>
-      <w:pPr>
-        <w:ind w:left="2880"/>
-        <w:jc w:val="both"/>
+      </w:pPr>
+      <w:r>
         <w:rPr>
           <w:b/>
           <w:bCs/>
           <w:sz w:val="20"/>
           <w:szCs w:val="20"/>
         </w:rPr>
-      </w:pPr>
-      <w:r>
+        <w:t>II - valores oriundos de programas sociais de transferência de renda. (revogado)</w:t>
+      </w:r>
+    </w:p>
+    <w:p>
+      <w:pPr>
+        <w:ind w:left="2880"/>
+        <w:jc w:val="both"/>
         <w:rPr>
           <w:b/>
           <w:bCs/>
           <w:sz w:val="20"/>
           <w:szCs w:val="20"/>
         </w:rPr>
-        <w:t>III- bolsas de estágio supervisionado;</w:t>
-      </w:r>
-    </w:p>
-    <w:p>
-      <w:pPr>
-        <w:ind w:left="2880"/>
-        <w:jc w:val="both"/>
+      </w:pPr>
+      <w:r>
         <w:rPr>
           <w:b/>
           <w:bCs/>
           <w:sz w:val="20"/>
           <w:szCs w:val="20"/>
         </w:rPr>
-      </w:pPr>
-      <w:r>
+        <w:t>III- bolsas de estágio supervisionado;</w:t>
+      </w:r>
+    </w:p>
+    <w:p>
+      <w:pPr>
+        <w:ind w:left="2880"/>
+        <w:jc w:val="both"/>
         <w:rPr>
           <w:b/>
           <w:bCs/>
           <w:sz w:val="20"/>
           <w:szCs w:val="20"/>
         </w:rPr>
-        <w:t>IV - pensão especial de natureza indenizatória e benefícios de assistência médica, conforme disposto no art. 5º; (revogado)</w:t>
-      </w:r>
-    </w:p>
-    <w:p>
-      <w:pPr>
-        <w:ind w:left="2880"/>
-        <w:jc w:val="both"/>
+      </w:pPr>
+      <w:r>
         <w:rPr>
           <w:b/>
           <w:bCs/>
           <w:sz w:val="20"/>
           <w:szCs w:val="20"/>
         </w:rPr>
-      </w:pPr>
-      <w:r>
+        <w:t>IV - pensão especial de natureza indenizatória e benefícios de assistência médica, conforme disposto no art. 5º; (revogado)</w:t>
+      </w:r>
+    </w:p>
+    <w:p>
+      <w:pPr>
+        <w:ind w:left="2880"/>
+        <w:jc w:val="both"/>
         <w:rPr>
           <w:b/>
           <w:bCs/>
           <w:sz w:val="20"/>
           <w:szCs w:val="20"/>
         </w:rPr>
-        <w:t>V - rendas de natureza eventual ou sazonal, a serem regulamentadas em ato conjunto do Ministério do Desenvolvimento Social e Combate à Fome e do INSS; e (revogado)</w:t>
-      </w:r>
-    </w:p>
-    <w:p>
-      <w:pPr>
-        <w:ind w:left="2880"/>
-        <w:jc w:val="both"/>
+      </w:pPr>
+      <w:r>
         <w:rPr>
           <w:b/>
           <w:bCs/>
           <w:sz w:val="20"/>
           <w:szCs w:val="20"/>
         </w:rPr>
-      </w:pPr>
-      <w:r>
+        <w:t>V - rendas de natureza eventual ou sazonal, a serem regulamentadas em ato conjunto do Ministério do Desenvolvimento Social e Combate à Fome e do INSS; e (revogado)</w:t>
+      </w:r>
+    </w:p>
+    <w:p>
+      <w:pPr>
+        <w:ind w:left="2880"/>
+        <w:jc w:val="both"/>
         <w:rPr>
           <w:b/>
           <w:bCs/>
           <w:sz w:val="20"/>
           <w:szCs w:val="20"/>
         </w:rPr>
-        <w:lastRenderedPageBreak/>
+      </w:pPr>
+      <w:r>
+        <w:rPr>
+          <w:b/>
+          <w:bCs/>
+          <w:sz w:val="20"/>
+          <w:szCs w:val="20"/>
+        </w:rPr>
         <w:t>VI - rendimentos decorrentes de contrato de aprendizagem. (Redação dada pelo Decreto nº 8.805, de 2016) (Vigência)</w:t>
       </w:r>
     </w:p>
@@ -3709,7 +3782,6 @@
           <w:sz w:val="24"/>
           <w:szCs w:val="24"/>
         </w:rPr>
-        <w:lastRenderedPageBreak/>
         <w:t>A opção pelo benefício mais vantajoso é prática comum nos requerimentos de benefício previdenciário, com previsão normativa expressa na Instrução Normativa PRES/INSS nº 128/2022 (art. 234, §3º; art. 338, §6º; art. 489; art. 577, I; art. 639, §§4º, 5º, 7º; art. 650).</w:t>
       </w:r>
     </w:p>
@@ -3850,7 +3922,15 @@
           <w:sz w:val="24"/>
           <w:szCs w:val="24"/>
         </w:rPr>
-        <w:t>Assim, não há razoabilidade em se vedar a opção pelo Benefício Assistencial quando o cidadão estiver amparado pelo Bolsa Família e estiver, por isso, desenquadrado do critério econômico de concessão. Isto porque a falta de previsão expressa de acesso ao benefício mais vantajoso configura violação aos princípios constitucionais da dignidade da pessoa humana, da proteção especial a idosos e pessoas com deficiência, e da supremacia do interesse público. Contraria também o princípio da complementaridade das políticas públicas de assistência social, que determina a articulação entre diferentes programas para maximização da proteção social.</w:t>
+        <w:t xml:space="preserve">Assim, não há razoabilidade em se vedar a opção pelo Benefício Assistencial quando o cidadão estiver amparado pelo Bolsa Família e estiver, por isso, desenquadrado do critério </w:t>
+      </w:r>
+      <w:r>
+        <w:rPr>
+          <w:sz w:val="24"/>
+          <w:szCs w:val="24"/>
+        </w:rPr>
+        <w:lastRenderedPageBreak/>
+        <w:t>econômico de concessão. Isto porque a falta de previsão expressa de acesso ao benefício mais vantajoso configura violação aos princípios constitucionais da dignidade da pessoa humana, da proteção especial a idosos e pessoas com deficiência, e da supremacia do interesse público. Contraria também o princípio da complementaridade das políticas públicas de assistência social, que determina a articulação entre diferentes programas para maximização da proteção social.</w:t>
       </w:r>
     </w:p>
     <w:p>
@@ -3872,7 +3952,6 @@
           <w:sz w:val="24"/>
           <w:szCs w:val="24"/>
         </w:rPr>
-        <w:lastRenderedPageBreak/>
         <w:t>Portanto, mostra-se imprescindível que o sistema permita ao requerente do BPC/LOAS a formalização de termo de opção pelo benefício mais vantajoso, permitindo-lhe migrar para o benefício assistencial caso venha a cumprir os requisitos legais.</w:t>
       </w:r>
     </w:p>
@@ -3999,7 +4078,7 @@
           <w:sz w:val="20"/>
           <w:szCs w:val="20"/>
         </w:rPr>
-        <w:t xml:space="preserve">Benefício assistencial de prestação continuada ao idoso e ao deficiente. Art. 203, V, da Constituição. A Lei de Organização da Assistência Social (LOAS), ao regulamentar o art. 203, V, da Constituição da República, estabeleceu os critérios para que o benefício mensal de um salário mínimo seja concedido aos portadores de deficiência e aos idosos que comprovem não possuir meios de prover a própria manutenção ou de tê-la provida por sua família. 2. Art. 20, § 3º, da Lei 8.742/1993 e a declaração de constitucionalidade da norma pelo Supremo Tribunal Federal na ADI 1.232. Dispõe o art. 20, § 3º, da Lei 8.742/93 que: “considera-se incapaz de prover a manutenção da pessoa portadora de deficiência ou idosa a família cuja renda mensal per capita seja inferior a 1/4 (um quarto) do salário mínimo”. O requisito financeiro estabelecido pela Lei teve sua constitucionalidade contestada, ao fundamento de que permitiria que situações de patente miserabilidade social fossem consideradas fora do alcance do benefício assistencial previsto constitucionalmente. Ao apreciar a Ação Direta de Inconstitucionalidade 1.232-1/DF, o Supremo Tribunal Federal declarou a constitucionalidade do art. 20, § 3º, da LOAS. 3. Decisões judiciais contrárias aos critérios objetivos preestabelecidos e processo de inconstitucionalização dos critérios definidos pela Lei 8.742/1993. A decisão do Supremo Tribunal Federal, entretanto, não pôs termo à controvérsia quanto à aplicação em concreto do critério da renda familiar per capita estabelecido pela LOAS. Como a Lei permaneceu inalterada, elaboraram-se maneiras de contornar o critério objetivo e único estipulado pela LOAS e de avaliar o real estado de miserabilidade social das famílias com entes idosos ou deficientes. Paralelamente, foram editadas leis que estabeleceram critérios mais elásticos para concessão de outros benefícios assistenciais, tais como: a Lei 10.836/2004, que criou o Bolsa Família; a Lei 10.689/2003, que instituiu o Programa Nacional de Acesso à Alimentação; a Lei 10.219/01, que criou o Bolsa Escola; a Lei 9.533/97, que autoriza o Poder Executivo a conceder apoio financeiro a municípios que instituírem programas de garantia de renda mínima associados a ações socioeducativas. O Supremo Tribunal Federal, em decisões monocráticas, passou a rever anteriores posicionamentos acerca da intransponibilidade dos critérios objetivos. Verificou-se a ocorrência do processo de inconstitucionalização decorrente de notórias mudanças fáticas (políticas, econômicas e sociais) e jurídicas (sucessivas modificações legislativas dos patamares econômicos utilizados como critérios de concessão de outros benefícios assistenciais por parte do Estado brasileiro). 4. A inconstitucionalidade por omissão parcial do art. 34, parágrafo único, da Lei 10.741/2003. O Estatuto do Idoso dispõe, no art. 34, parágrafo único, que o benefício assistencial já concedido a qualquer membro da família não será computado para fins do cálculo da renda familiar per capita a que se refere a LOAS. Não exclusão dos benefícios assistenciais recebidos por deficientes e de previdenciários, no valor de até um salário mínimo, percebido por idosos. Inexistência de justificativa plausível para discriminação dos portadores de deficiência em relação aos idosos, bem como dos idosos beneficiários da assistência social em relação aos idosos titulares de benefícios previdenciários no valor de até um salário mínimo. Omissão parcial inconstitucional. 5. Declaração de inconstitucionalidade parcial, sem pronúncia de nulidade, do art. 34, parágrafo único, da Lei 10.741/2003. 6. Recurso extraordinário a </w:t>
+        <w:t xml:space="preserve">Benefício assistencial de prestação continuada ao idoso e ao deficiente. Art. 203, V, da Constituição. A Lei de Organização da Assistência Social (LOAS), ao regulamentar o art. 203, V, da Constituição da República, estabeleceu os critérios para que o benefício mensal de um salário mínimo seja concedido aos portadores de deficiência e aos idosos que comprovem não possuir meios de prover a própria manutenção ou de tê-la provida por sua família. 2. Art. 20, § 3º, da Lei 8.742/1993 e a declaração de constitucionalidade da norma pelo Supremo Tribunal Federal na ADI 1.232. Dispõe o art. 20, § 3º, da Lei 8.742/93 que: “considera-se incapaz de prover a manutenção da pessoa portadora de deficiência ou idosa a família cuja renda mensal per capita seja inferior a 1/4 (um quarto) do salário mínimo”. O requisito financeiro estabelecido pela Lei teve sua constitucionalidade contestada, ao fundamento de que permitiria que situações de patente miserabilidade social fossem consideradas fora do alcance do benefício assistencial previsto constitucionalmente. Ao apreciar a Ação Direta de Inconstitucionalidade 1.232-1/DF, o Supremo Tribunal Federal declarou a constitucionalidade do art. 20, § 3º, da LOAS. 3. Decisões judiciais contrárias aos critérios objetivos preestabelecidos e processo de inconstitucionalização dos critérios definidos pela Lei 8.742/1993. A decisão do Supremo Tribunal Federal, entretanto, não pôs termo à controvérsia quanto à aplicação em concreto do critério da renda familiar per capita estabelecido pela LOAS. Como a Lei permaneceu inalterada, elaboraram-se maneiras de contornar o critério objetivo e único estipulado pela LOAS e de avaliar o real estado de miserabilidade social das famílias com entes idosos ou deficientes. Paralelamente, foram editadas leis que estabeleceram critérios mais elásticos para concessão de outros benefícios assistenciais, tais como: a Lei 10.836/2004, que criou o Bolsa Família; a Lei 10.689/2003, que instituiu o Programa Nacional de Acesso à Alimentação; a Lei 10.219/01, que criou o Bolsa Escola; a Lei 9.533/97, que autoriza o Poder Executivo a conceder apoio financeiro a municípios que instituírem programas de garantia de renda mínima associados a ações socioeducativas. O Supremo Tribunal Federal, em decisões monocráticas, passou a rever anteriores posicionamentos acerca da intransponibilidade dos critérios objetivos. Verificou-se a ocorrência do processo de inconstitucionalização decorrente de notórias </w:t>
       </w:r>
       <w:r>
         <w:rPr>
@@ -4007,7 +4086,7 @@
           <w:szCs w:val="20"/>
         </w:rPr>
         <w:lastRenderedPageBreak/>
-        <w:t>que se nega provimento. (RE 580963, Relator (a): Min. GILMAR MENDES, Tribunal Pleno, julgado em 18/04/2013, PROCESSO ELETRÔNICO REPERCUSSÃO GERAL - MÉRITO DJe-225 DIVULG 13-11-2013 PUBLIC 14-11-2013).</w:t>
+        <w:t>mudanças fáticas (políticas, econômicas e sociais) e jurídicas (sucessivas modificações legislativas dos patamares econômicos utilizados como critérios de concessão de outros benefícios assistenciais por parte do Estado brasileiro). 4. A inconstitucionalidade por omissão parcial do art. 34, parágrafo único, da Lei 10.741/2003. O Estatuto do Idoso dispõe, no art. 34, parágrafo único, que o benefício assistencial já concedido a qualquer membro da família não será computado para fins do cálculo da renda familiar per capita a que se refere a LOAS. Não exclusão dos benefícios assistenciais recebidos por deficientes e de previdenciários, no valor de até um salário mínimo, percebido por idosos. Inexistência de justificativa plausível para discriminação dos portadores de deficiência em relação aos idosos, bem como dos idosos beneficiários da assistência social em relação aos idosos titulares de benefícios previdenciários no valor de até um salário mínimo. Omissão parcial inconstitucional. 5. Declaração de inconstitucionalidade parcial, sem pronúncia de nulidade, do art. 34, parágrafo único, da Lei 10.741/2003. 6. Recurso extraordinário a que se nega provimento. (RE 580963, Relator (a): Min. GILMAR MENDES, Tribunal Pleno, julgado em 18/04/2013, PROCESSO ELETRÔNICO REPERCUSSÃO GERAL - MÉRITO DJe-225 DIVULG 13-11-2013 PUBLIC 14-11-2013).</w:t>
       </w:r>
     </w:p>
     <w:p>
@@ -4153,6 +4232,19 @@
         </w:rPr>
         <w:t>.</w:t>
       </w:r>
+    </w:p>
+    <w:p>
+      <w:pPr>
+        <w:ind w:left="3600"/>
+        <w:jc w:val="both"/>
+        <w:rPr>
+          <w:b/>
+          <w:bCs/>
+          <w:sz w:val="20"/>
+          <w:szCs w:val="20"/>
+          <w:highlight w:val="white"/>
+        </w:rPr>
+      </w:pPr>
     </w:p>
     <w:p>
       <w:pPr>
@@ -4671,6 +4763,15 @@
     </w:p>
     <w:p>
       <w:pPr>
+        <w:spacing w:after="120"/>
+        <w:rPr>
+          <w:b/>
+          <w:bCs/>
+        </w:rPr>
+      </w:pPr>
+    </w:p>
+    <w:p>
+      <w:pPr>
         <w:spacing w:line="360" w:lineRule="auto"/>
         <w:ind w:firstLine="720"/>
         <w:jc w:val="both"/>
@@ -4738,7 +4839,6 @@
         <w:rPr>
           <w:sz w:val="24"/>
           <w:szCs w:val="24"/>
-          <w:highlight w:val="yellow"/>
         </w:rPr>
         <w:t>{{ data_laudo }}</w:t>
       </w:r>
@@ -4800,6 +4900,21 @@
         <w:t xml:space="preserve"> (data da DER), com o pagamento das parcelas vencidas desde então.</w:t>
       </w:r>
     </w:p>
+    <w:p>
+      <w:pPr>
+        <w:spacing w:line="360" w:lineRule="auto"/>
+        <w:ind w:right="179"/>
+        <w:jc w:val="both"/>
+        <w:rPr>
+          <w:b/>
+          <w:bCs/>
+          <w:sz w:val="24"/>
+          <w:szCs w:val="24"/>
+        </w:rPr>
+      </w:pPr>
+    </w:p>
+    <w:bookmarkStart w:id="2" w:name="_GoBack"/>
+    <w:bookmarkEnd w:id="2"/>
     <w:p>
       <w:pPr>
         <w:spacing w:line="360" w:lineRule="auto"/>
@@ -5073,6 +5188,7 @@
           <w:szCs w:val="24"/>
           <w:highlight w:val="white"/>
         </w:rPr>
+        <w:lastRenderedPageBreak/>
         <w:t>Exclusão dos programas de transferência de renda, como o bolsa-família, do cálculo da renda familiar per capita</w:t>
       </w:r>
       <w:r>
@@ -5195,15 +5311,7 @@
           <w:sz w:val="24"/>
           <w:szCs w:val="24"/>
         </w:rPr>
-        <w:t xml:space="preserve"> do Autor, além de toda e qualquer prova em direito permitida, </w:t>
-      </w:r>
-      <w:r>
-        <w:rPr>
-          <w:sz w:val="24"/>
-          <w:szCs w:val="24"/>
-        </w:rPr>
-        <w:lastRenderedPageBreak/>
-        <w:t>em especial juntada de novos documentos e oitiva de testemunhas, de forma que não há o que se falar em incapacidade, visto que foi atestada pelo próprio INSS;</w:t>
+        <w:t xml:space="preserve"> do Autor, além de toda e qualquer prova em direito permitida, em especial juntada de novos documentos e oitiva de testemunhas, de forma que não há o que se falar em incapacidade, visto que foi atestada pelo próprio INSS;</w:t>
       </w:r>
     </w:p>
     <w:p>
@@ -5399,7 +5507,6 @@
           <w:iCs/>
           <w:sz w:val="24"/>
           <w:szCs w:val="24"/>
-          <w:highlight w:val="yellow"/>
           <w:lang w:eastAsia="pt-BR"/>
         </w:rPr>
         <w:t>{{ data_laudo }}</w:t>
@@ -5539,7 +5646,6 @@
           <w:szCs w:val="24"/>
         </w:rPr>
       </w:pPr>
-      <w:bookmarkStart w:id="2" w:name="_GoBack"/>
       <w:r>
         <w:rPr>
           <w:sz w:val="24"/>
@@ -5590,7 +5696,6 @@
         </w:rPr>
         <w:t>.</w:t>
       </w:r>
-      <w:bookmarkEnd w:id="2"/>
     </w:p>
     <w:p>
       <w:pPr>
@@ -10090,7 +10195,7 @@
 </file>
 
 <file path=customXml/itemProps1.xml><?xml version="1.0" encoding="utf-8"?>
-<ds:datastoreItem xmlns:ds="http://schemas.openxmlformats.org/officeDocument/2006/customXml" ds:itemID="{BCF698D8-FDA7-4FB3-8517-F3D9FC45C269}">
+<ds:datastoreItem xmlns:ds="http://schemas.openxmlformats.org/officeDocument/2006/customXml" ds:itemID="{3993C2CC-D593-43AF-B4D9-C647EE1008E2}">
   <ds:schemaRefs>
     <ds:schemaRef ds:uri="http://schemas.openxmlformats.org/officeDocument/2006/bibliography"/>
   </ds:schemaRefs>

--- a/assets/templates/bpc_bolsa_familia.docx
+++ b/assets/templates/bpc_bolsa_familia.docx
@@ -4913,8 +4913,6 @@
         </w:rPr>
       </w:pPr>
     </w:p>
-    <w:bookmarkStart w:id="2" w:name="_GoBack"/>
-    <w:bookmarkEnd w:id="2"/>
     <w:p>
       <w:pPr>
         <w:spacing w:line="360" w:lineRule="auto"/>
@@ -5738,7 +5736,28 @@
           <w:sz w:val="24"/>
           <w:szCs w:val="24"/>
         </w:rPr>
-        <w:t xml:space="preserve">OAB/CE Nº </w:t>
+        <w:t>OAB/</w:t>
+      </w:r>
+      <w:r>
+        <w:rPr>
+          <w:b/>
+          <w:bCs/>
+          <w:sz w:val="24"/>
+          <w:szCs w:val="24"/>
+          <w:highlight w:val="yellow"/>
+        </w:rPr>
+        <w:t>CE</w:t>
+      </w:r>
+      <w:bookmarkStart w:id="2" w:name="_GoBack"/>
+      <w:bookmarkEnd w:id="2"/>
+      <w:r>
+        <w:rPr>
+          <w:b/>
+          <w:bCs/>
+          <w:sz w:val="24"/>
+          <w:szCs w:val="24"/>
+        </w:rPr>
+        <w:t xml:space="preserve"> Nº </w:t>
       </w:r>
       <w:r>
         <w:rPr>
@@ -5892,7 +5911,7 @@
             </wp:anchor>
           </w:drawing>
         </mc:Choice>
-        <mc:Fallback xmlns:oel="http://schemas.microsoft.com/office/2019/extlst" xmlns:w16du="http://schemas.microsoft.com/office/word/2023/wordml/word16du" xmlns:w16sdtdh="http://schemas.microsoft.com/office/word/2020/wordml/sdtdatahash" xmlns:w16sdtfl="http://schemas.microsoft.com/office/word/2024/wordml/sdtformatlock">
+        <mc:Fallback xmlns:w16sdtfl="http://schemas.microsoft.com/office/word/2024/wordml/sdtformatlock" xmlns:w16sdtdh="http://schemas.microsoft.com/office/word/2020/wordml/sdtdatahash" xmlns:w16du="http://schemas.microsoft.com/office/word/2023/wordml/word16du" xmlns:oel="http://schemas.microsoft.com/office/2019/extlst">
           <w:pict>
             <v:shape w14:anchorId="3BCF6105" id="Forma Livre: Forma 13" o:spid="_x0000_s1026" style="position:absolute;margin-left:97.1pt;margin-top:24.7pt;width:370.9pt;height:.1pt;z-index:-251653120;visibility:visible;mso-wrap-style:square;mso-width-percent:0;mso-height-percent:0;mso-wrap-distance-left:0;mso-wrap-distance-top:0;mso-wrap-distance-right:0;mso-wrap-distance-bottom:0;mso-position-horizontal:absolute;mso-position-horizontal-relative:page;mso-position-vertical:absolute;mso-position-vertical-relative:text;mso-width-percent:0;mso-height-percent:0;mso-width-relative:page;mso-height-relative:page;v-text-anchor:top" coordsize="4710430,1270" o:gfxdata="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" path="m,l4709804,e" filled="f" strokeweight=".40283mm">
               <v:path arrowok="t" o:connecttype="custom" o:connectlocs="0,0;4709804,0" o:connectangles="0,0"/>
@@ -6261,7 +6280,7 @@
             </wp:anchor>
           </w:drawing>
         </mc:Choice>
-        <mc:Fallback xmlns:oel="http://schemas.microsoft.com/office/2019/extlst" xmlns:w16du="http://schemas.microsoft.com/office/word/2023/wordml/word16du" xmlns:w16sdtdh="http://schemas.microsoft.com/office/word/2020/wordml/sdtdatahash" xmlns:w16sdtfl="http://schemas.microsoft.com/office/word/2024/wordml/sdtformatlock">
+        <mc:Fallback xmlns:w16sdtfl="http://schemas.microsoft.com/office/word/2024/wordml/sdtformatlock" xmlns:w16sdtdh="http://schemas.microsoft.com/office/word/2020/wordml/sdtdatahash" xmlns:w16du="http://schemas.microsoft.com/office/word/2023/wordml/word16du" xmlns:oel="http://schemas.microsoft.com/office/2019/extlst">
           <w:pict>
             <v:shape w14:anchorId="734A0437" id="Forma Livre: Forma 3" o:spid="_x0000_s1026" style="position:absolute;margin-left:97.1pt;margin-top:24.7pt;width:370.9pt;height:.1pt;z-index:-251655168;visibility:visible;mso-wrap-style:square;mso-width-percent:0;mso-height-percent:0;mso-wrap-distance-left:0;mso-wrap-distance-top:0;mso-wrap-distance-right:0;mso-wrap-distance-bottom:0;mso-position-horizontal:absolute;mso-position-horizontal-relative:page;mso-position-vertical:absolute;mso-position-vertical-relative:text;mso-width-percent:0;mso-height-percent:0;mso-width-relative:page;mso-height-relative:page;v-text-anchor:top" coordsize="4710430,1270" o:gfxdata="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" path="m,l4709804,e" filled="f" strokeweight=".40283mm">
               <v:path arrowok="t" o:connecttype="custom" o:connectlocs="0,0;4709804,0" o:connectangles="0,0"/>
@@ -10195,7 +10214,7 @@
 </file>
 
 <file path=customXml/itemProps1.xml><?xml version="1.0" encoding="utf-8"?>
-<ds:datastoreItem xmlns:ds="http://schemas.openxmlformats.org/officeDocument/2006/customXml" ds:itemID="{3993C2CC-D593-43AF-B4D9-C647EE1008E2}">
+<ds:datastoreItem xmlns:ds="http://schemas.openxmlformats.org/officeDocument/2006/customXml" ds:itemID="{6E01BE1B-9316-4635-83B3-ECB90AA1FC24}">
   <ds:schemaRefs>
     <ds:schemaRef ds:uri="http://schemas.openxmlformats.org/officeDocument/2006/bibliography"/>
   </ds:schemaRefs>
